--- a/docs/Documentation.docx
+++ b/docs/Documentation.docx
@@ -4969,6 +4969,616 @@
         </w:rPr>
         <w:t>Manual do Usuário;</w:t>
       </w:r>
+    </w:p>
+    <w:p>
+      <w:pPr>
+        <w:spacing w:line="360" w:lineRule="auto"/>
+        <w:jc w:val="both"/>
+        <w:rPr>
+          <w:rFonts w:ascii="Poppins" w:hAnsi="Poppins" w:cs="Poppins"/>
+          <w:color w:val="0D0D0D" w:themeColor="text1" w:themeTint="F2"/>
+        </w:rPr>
+      </w:pPr>
+    </w:p>
+    <w:p>
+      <w:pPr>
+        <w:spacing w:line="360" w:lineRule="auto"/>
+        <w:jc w:val="center"/>
+        <w:rPr>
+          <w:rFonts w:ascii="Poppins" w:hAnsi="Poppins" w:cs="Poppins"/>
+          <w:b/>
+          <w:bCs/>
+          <w:color w:val="0D0D0D" w:themeColor="text1" w:themeTint="F2"/>
+          <w:sz w:val="32"/>
+          <w:szCs w:val="32"/>
+        </w:rPr>
+      </w:pPr>
+      <w:r>
+        <w:rPr>
+          <w:rFonts w:ascii="Poppins" w:hAnsi="Poppins" w:cs="Poppins"/>
+          <w:b/>
+          <w:bCs/>
+          <w:color w:val="0D0D0D" w:themeColor="text1" w:themeTint="F2"/>
+          <w:sz w:val="32"/>
+          <w:szCs w:val="32"/>
+        </w:rPr>
+        <w:t>INTRODUÇÃO</w:t>
+      </w:r>
+    </w:p>
+    <w:p>
+      <w:pPr>
+        <w:spacing w:line="360" w:lineRule="auto"/>
+        <w:ind w:firstLine="708"/>
+        <w:jc w:val="both"/>
+        <w:rPr>
+          <w:rFonts w:ascii="Poppins" w:hAnsi="Poppins" w:cs="Poppins"/>
+          <w:color w:val="0D0D0D" w:themeColor="text1" w:themeTint="F2"/>
+        </w:rPr>
+      </w:pPr>
+      <w:r>
+        <w:rPr>
+          <w:rFonts w:ascii="Poppins" w:hAnsi="Poppins" w:cs="Poppins"/>
+          <w:color w:val="0D0D0D" w:themeColor="text1" w:themeTint="F2"/>
+        </w:rPr>
+        <w:t>O LUMMA</w:t>
+      </w:r>
+      <w:r>
+        <w:rPr>
+          <w:rFonts w:ascii="Poppins" w:hAnsi="Poppins" w:cs="Poppins"/>
+          <w:color w:val="0D0D0D" w:themeColor="text1" w:themeTint="F2"/>
+        </w:rPr>
+        <w:t xml:space="preserve"> é uma plataforma web sobre conexões entre usuários, criações e contribuições de projetos, onde os usuários podem criar seus perfis, definindo uma foto de avatar e de caba, nome, habilidade, escolaridade, experiência, e podendo aceitar o recebimento de mensagens ou então, recusá-las. Essa plataforma conta com a colaboração da Inteligência Artificial MENTHOR, uma </w:t>
+      </w:r>
+      <w:proofErr w:type="spellStart"/>
+      <w:r>
+        <w:rPr>
+          <w:rFonts w:ascii="Poppins" w:hAnsi="Poppins" w:cs="Poppins"/>
+          <w:color w:val="0D0D0D" w:themeColor="text1" w:themeTint="F2"/>
+        </w:rPr>
+        <w:t>Chatbot</w:t>
+      </w:r>
+      <w:proofErr w:type="spellEnd"/>
+      <w:r>
+        <w:rPr>
+          <w:rFonts w:ascii="Poppins" w:hAnsi="Poppins" w:cs="Poppins"/>
+          <w:color w:val="0D0D0D" w:themeColor="text1" w:themeTint="F2"/>
+        </w:rPr>
+        <w:t xml:space="preserve"> desenvolvida para auxiliar e esclarecer dúvidas do usuário em relação à plataforma.</w:t>
+      </w:r>
+    </w:p>
+    <w:p>
+      <w:pPr>
+        <w:spacing w:line="360" w:lineRule="auto"/>
+        <w:jc w:val="both"/>
+        <w:rPr>
+          <w:rFonts w:ascii="Poppins" w:hAnsi="Poppins" w:cs="Poppins"/>
+          <w:color w:val="0D0D0D" w:themeColor="text1" w:themeTint="F2"/>
+        </w:rPr>
+      </w:pPr>
+    </w:p>
+    <w:p>
+      <w:pPr>
+        <w:spacing w:line="360" w:lineRule="auto"/>
+        <w:ind w:firstLine="708"/>
+        <w:jc w:val="both"/>
+        <w:rPr>
+          <w:rFonts w:ascii="Poppins" w:hAnsi="Poppins" w:cs="Poppins"/>
+          <w:color w:val="0D0D0D" w:themeColor="text1" w:themeTint="F2"/>
+        </w:rPr>
+      </w:pPr>
+      <w:r>
+        <w:rPr>
+          <w:rFonts w:ascii="Poppins" w:hAnsi="Poppins" w:cs="Poppins"/>
+          <w:color w:val="0D0D0D" w:themeColor="text1" w:themeTint="F2"/>
+        </w:rPr>
+        <w:t>Esta documentação tem como</w:t>
+      </w:r>
+      <w:r>
+        <w:rPr>
+          <w:rFonts w:ascii="Poppins" w:hAnsi="Poppins" w:cs="Poppins"/>
+          <w:color w:val="0D0D0D" w:themeColor="text1" w:themeTint="F2"/>
+        </w:rPr>
+        <w:t xml:space="preserve"> objetivo</w:t>
+      </w:r>
+      <w:r>
+        <w:rPr>
+          <w:rFonts w:ascii="Poppins" w:hAnsi="Poppins" w:cs="Poppins"/>
+          <w:color w:val="0D0D0D" w:themeColor="text1" w:themeTint="F2"/>
+        </w:rPr>
+        <w:t xml:space="preserve"> apresentar a estrutura do sistema, sua arquitetura, tecnologias utilizadas, funcionalidades implementadas e orientações para instalação, configuração, execução e manutenção do projeto. O documento serve como referência tanto para desenvolvedores que desejam contribuir com o sistema quanto para avaliadores e</w:t>
+      </w:r>
+      <w:r>
+        <w:rPr>
+          <w:rFonts w:ascii="Poppins" w:hAnsi="Poppins" w:cs="Poppins"/>
+          <w:color w:val="0D0D0D" w:themeColor="text1" w:themeTint="F2"/>
+        </w:rPr>
+        <w:t xml:space="preserve"> </w:t>
+      </w:r>
+      <w:r>
+        <w:rPr>
+          <w:rFonts w:ascii="Poppins" w:hAnsi="Poppins" w:cs="Poppins"/>
+          <w:color w:val="0D0D0D" w:themeColor="text1" w:themeTint="F2"/>
+        </w:rPr>
+        <w:t>interessados em compreender seu funcionamento.</w:t>
+      </w:r>
+    </w:p>
+    <w:p>
+      <w:pPr>
+        <w:spacing w:line="360" w:lineRule="auto"/>
+        <w:ind w:firstLine="708"/>
+        <w:jc w:val="both"/>
+        <w:rPr>
+          <w:rFonts w:ascii="Poppins" w:hAnsi="Poppins" w:cs="Poppins"/>
+          <w:color w:val="0D0D0D" w:themeColor="text1" w:themeTint="F2"/>
+        </w:rPr>
+      </w:pPr>
+    </w:p>
+    <w:p>
+      <w:pPr>
+        <w:spacing w:line="360" w:lineRule="auto"/>
+        <w:ind w:firstLine="708"/>
+        <w:jc w:val="both"/>
+        <w:rPr>
+          <w:rFonts w:ascii="Poppins" w:hAnsi="Poppins" w:cs="Poppins"/>
+          <w:color w:val="0D0D0D" w:themeColor="text1" w:themeTint="F2"/>
+        </w:rPr>
+      </w:pPr>
+      <w:r>
+        <w:rPr>
+          <w:rFonts w:ascii="Poppins" w:hAnsi="Poppins" w:cs="Poppins"/>
+          <w:color w:val="0D0D0D" w:themeColor="text1" w:themeTint="F2"/>
+        </w:rPr>
+        <w:t xml:space="preserve">Ao longo desta documentação serão descritos os principais módulos do LUMMA, o funcionamento do </w:t>
+      </w:r>
+      <w:r>
+        <w:rPr>
+          <w:rFonts w:ascii="Poppins" w:hAnsi="Poppins" w:cs="Poppins"/>
+          <w:color w:val="0D0D0D" w:themeColor="text1" w:themeTint="F2"/>
+        </w:rPr>
+        <w:t>B</w:t>
+      </w:r>
+      <w:r>
+        <w:rPr>
+          <w:rFonts w:ascii="Poppins" w:hAnsi="Poppins" w:cs="Poppins"/>
+          <w:color w:val="0D0D0D" w:themeColor="text1" w:themeTint="F2"/>
+        </w:rPr>
+        <w:t>ack</w:t>
+      </w:r>
+      <w:r>
+        <w:rPr>
+          <w:rFonts w:ascii="Poppins" w:hAnsi="Poppins" w:cs="Poppins"/>
+          <w:color w:val="0D0D0D" w:themeColor="text1" w:themeTint="F2"/>
+        </w:rPr>
+        <w:t>-</w:t>
+      </w:r>
+      <w:proofErr w:type="spellStart"/>
+      <w:r>
+        <w:rPr>
+          <w:rFonts w:ascii="Poppins" w:hAnsi="Poppins" w:cs="Poppins"/>
+          <w:color w:val="0D0D0D" w:themeColor="text1" w:themeTint="F2"/>
+        </w:rPr>
+        <w:t>E</w:t>
+      </w:r>
+      <w:r>
+        <w:rPr>
+          <w:rFonts w:ascii="Poppins" w:hAnsi="Poppins" w:cs="Poppins"/>
+          <w:color w:val="0D0D0D" w:themeColor="text1" w:themeTint="F2"/>
+        </w:rPr>
+        <w:t>nd</w:t>
+      </w:r>
+      <w:proofErr w:type="spellEnd"/>
+      <w:r>
+        <w:rPr>
+          <w:rFonts w:ascii="Poppins" w:hAnsi="Poppins" w:cs="Poppins"/>
+          <w:color w:val="0D0D0D" w:themeColor="text1" w:themeTint="F2"/>
+        </w:rPr>
+        <w:t xml:space="preserve"> e do</w:t>
+      </w:r>
+      <w:r>
+        <w:rPr>
+          <w:rFonts w:ascii="Poppins" w:hAnsi="Poppins" w:cs="Poppins"/>
+          <w:color w:val="0D0D0D" w:themeColor="text1" w:themeTint="F2"/>
+        </w:rPr>
+        <w:t xml:space="preserve"> Fr</w:t>
+      </w:r>
+      <w:r>
+        <w:rPr>
+          <w:rFonts w:ascii="Poppins" w:hAnsi="Poppins" w:cs="Poppins"/>
+          <w:color w:val="0D0D0D" w:themeColor="text1" w:themeTint="F2"/>
+        </w:rPr>
+        <w:t>ont</w:t>
+      </w:r>
+      <w:r>
+        <w:rPr>
+          <w:rFonts w:ascii="Poppins" w:hAnsi="Poppins" w:cs="Poppins"/>
+          <w:color w:val="0D0D0D" w:themeColor="text1" w:themeTint="F2"/>
+        </w:rPr>
+        <w:t>-</w:t>
+      </w:r>
+      <w:proofErr w:type="spellStart"/>
+      <w:r>
+        <w:rPr>
+          <w:rFonts w:ascii="Poppins" w:hAnsi="Poppins" w:cs="Poppins"/>
+          <w:color w:val="0D0D0D" w:themeColor="text1" w:themeTint="F2"/>
+        </w:rPr>
+        <w:t>E</w:t>
+      </w:r>
+      <w:r>
+        <w:rPr>
+          <w:rFonts w:ascii="Poppins" w:hAnsi="Poppins" w:cs="Poppins"/>
+          <w:color w:val="0D0D0D" w:themeColor="text1" w:themeTint="F2"/>
+        </w:rPr>
+        <w:t>nd</w:t>
+      </w:r>
+      <w:proofErr w:type="spellEnd"/>
+      <w:r>
+        <w:rPr>
+          <w:rFonts w:ascii="Poppins" w:hAnsi="Poppins" w:cs="Poppins"/>
+          <w:color w:val="0D0D0D" w:themeColor="text1" w:themeTint="F2"/>
+        </w:rPr>
+        <w:t>, a integração com o banco de dados, os padrões adotados durante o desenvolvimento, além das boas práticas utilizadas para garantir escalabilidade, organização e facilidade de manutenção do código.</w:t>
+      </w:r>
+    </w:p>
+    <w:p>
+      <w:pPr>
+        <w:spacing w:line="360" w:lineRule="auto"/>
+        <w:ind w:firstLine="708"/>
+        <w:jc w:val="both"/>
+        <w:rPr>
+          <w:rFonts w:ascii="Poppins" w:hAnsi="Poppins" w:cs="Poppins"/>
+          <w:color w:val="0D0D0D" w:themeColor="text1" w:themeTint="F2"/>
+        </w:rPr>
+      </w:pPr>
+    </w:p>
+    <w:p>
+      <w:pPr>
+        <w:spacing w:line="360" w:lineRule="auto"/>
+        <w:ind w:firstLine="708"/>
+        <w:jc w:val="both"/>
+        <w:rPr>
+          <w:rFonts w:ascii="Poppins" w:hAnsi="Poppins" w:cs="Poppins"/>
+          <w:color w:val="0D0D0D" w:themeColor="text1" w:themeTint="F2"/>
+        </w:rPr>
+      </w:pPr>
+    </w:p>
+    <w:p>
+      <w:pPr>
+        <w:spacing w:line="360" w:lineRule="auto"/>
+        <w:ind w:firstLine="708"/>
+        <w:jc w:val="center"/>
+        <w:rPr>
+          <w:rFonts w:ascii="Poppins" w:hAnsi="Poppins" w:cs="Poppins"/>
+          <w:b/>
+          <w:bCs/>
+          <w:color w:val="0D0D0D" w:themeColor="text1" w:themeTint="F2"/>
+          <w:sz w:val="32"/>
+          <w:szCs w:val="32"/>
+        </w:rPr>
+      </w:pPr>
+      <w:r>
+        <w:rPr>
+          <w:rFonts w:ascii="Poppins" w:hAnsi="Poppins" w:cs="Poppins"/>
+          <w:b/>
+          <w:bCs/>
+          <w:color w:val="0D0D0D" w:themeColor="text1" w:themeTint="F2"/>
+          <w:sz w:val="32"/>
+          <w:szCs w:val="32"/>
+        </w:rPr>
+        <w:t>APRESENTAÇÃO DO PROJETO</w:t>
+      </w:r>
+    </w:p>
+    <w:p>
+      <w:pPr>
+        <w:spacing w:line="360" w:lineRule="auto"/>
+        <w:ind w:firstLine="708"/>
+        <w:jc w:val="both"/>
+        <w:rPr>
+          <w:rFonts w:ascii="Poppins" w:hAnsi="Poppins" w:cs="Poppins"/>
+          <w:color w:val="0D0D0D" w:themeColor="text1" w:themeTint="F2"/>
+        </w:rPr>
+      </w:pPr>
+      <w:r>
+        <w:rPr>
+          <w:rFonts w:ascii="Poppins" w:hAnsi="Poppins" w:cs="Poppins"/>
+          <w:color w:val="0D0D0D" w:themeColor="text1" w:themeTint="F2"/>
+        </w:rPr>
+        <w:t xml:space="preserve">O projeto utiliza tecnologias modernas no desenvolvimento do </w:t>
+      </w:r>
+      <w:r>
+        <w:rPr>
+          <w:rFonts w:ascii="Poppins" w:hAnsi="Poppins" w:cs="Poppins"/>
+          <w:color w:val="0D0D0D" w:themeColor="text1" w:themeTint="F2"/>
+        </w:rPr>
+        <w:t>Front-</w:t>
+      </w:r>
+      <w:proofErr w:type="spellStart"/>
+      <w:r>
+        <w:rPr>
+          <w:rFonts w:ascii="Poppins" w:hAnsi="Poppins" w:cs="Poppins"/>
+          <w:color w:val="0D0D0D" w:themeColor="text1" w:themeTint="F2"/>
+        </w:rPr>
+        <w:t>End</w:t>
+      </w:r>
+      <w:proofErr w:type="spellEnd"/>
+      <w:r>
+        <w:rPr>
+          <w:rFonts w:ascii="Poppins" w:hAnsi="Poppins" w:cs="Poppins"/>
+          <w:color w:val="0D0D0D" w:themeColor="text1" w:themeTint="F2"/>
+        </w:rPr>
+        <w:t xml:space="preserve">, </w:t>
+      </w:r>
+      <w:r>
+        <w:rPr>
+          <w:rFonts w:ascii="Poppins" w:hAnsi="Poppins" w:cs="Poppins"/>
+          <w:color w:val="0D0D0D" w:themeColor="text1" w:themeTint="F2"/>
+        </w:rPr>
+        <w:t>Back-</w:t>
+      </w:r>
+      <w:proofErr w:type="spellStart"/>
+      <w:r>
+        <w:rPr>
+          <w:rFonts w:ascii="Poppins" w:hAnsi="Poppins" w:cs="Poppins"/>
+          <w:color w:val="0D0D0D" w:themeColor="text1" w:themeTint="F2"/>
+        </w:rPr>
+        <w:t>End</w:t>
+      </w:r>
+      <w:proofErr w:type="spellEnd"/>
+      <w:r>
+        <w:rPr>
+          <w:rFonts w:ascii="Poppins" w:hAnsi="Poppins" w:cs="Poppins"/>
+          <w:color w:val="0D0D0D" w:themeColor="text1" w:themeTint="F2"/>
+        </w:rPr>
+        <w:t xml:space="preserve"> e banco de dados, priorizando desempenho, escalabilidade, segurança e facilidade de manutenção. Além disso, sua arquitetura foi planejada para permitir a evolução contínua da plataforma, possibilitando a implementação de novas funcionalidades e integrações no futuro.</w:t>
+      </w:r>
+    </w:p>
+    <w:p>
+      <w:pPr>
+        <w:spacing w:line="360" w:lineRule="auto"/>
+        <w:ind w:firstLine="708"/>
+        <w:jc w:val="both"/>
+        <w:rPr>
+          <w:rFonts w:ascii="Poppins" w:hAnsi="Poppins" w:cs="Poppins"/>
+          <w:color w:val="0D0D0D" w:themeColor="text1" w:themeTint="F2"/>
+        </w:rPr>
+      </w:pPr>
+    </w:p>
+    <w:p>
+      <w:pPr>
+        <w:spacing w:line="360" w:lineRule="auto"/>
+        <w:ind w:firstLine="708"/>
+        <w:jc w:val="center"/>
+        <w:rPr>
+          <w:rFonts w:ascii="Poppins" w:hAnsi="Poppins" w:cs="Poppins"/>
+          <w:b/>
+          <w:bCs/>
+          <w:color w:val="0D0D0D" w:themeColor="text1" w:themeTint="F2"/>
+          <w:sz w:val="32"/>
+          <w:szCs w:val="32"/>
+        </w:rPr>
+      </w:pPr>
+      <w:r>
+        <w:rPr>
+          <w:rFonts w:ascii="Poppins" w:hAnsi="Poppins" w:cs="Poppins"/>
+          <w:b/>
+          <w:bCs/>
+          <w:color w:val="0D0D0D" w:themeColor="text1" w:themeTint="F2"/>
+          <w:sz w:val="32"/>
+          <w:szCs w:val="32"/>
+        </w:rPr>
+        <w:t>CONTEXTUALIZAÇÃO</w:t>
+      </w:r>
+    </w:p>
+    <w:p>
+      <w:pPr>
+        <w:spacing w:line="360" w:lineRule="auto"/>
+        <w:ind w:firstLine="708"/>
+        <w:jc w:val="both"/>
+        <w:rPr>
+          <w:rFonts w:ascii="Poppins" w:hAnsi="Poppins" w:cs="Poppins"/>
+          <w:color w:val="0D0D0D" w:themeColor="text1" w:themeTint="F2"/>
+        </w:rPr>
+      </w:pPr>
+      <w:r>
+        <w:rPr>
+          <w:rFonts w:ascii="Poppins" w:hAnsi="Poppins" w:cs="Poppins"/>
+          <w:color w:val="0D0D0D" w:themeColor="text1" w:themeTint="F2"/>
+        </w:rPr>
+        <w:t xml:space="preserve">Com o avanço da tecnologia e o crescimento das plataformas digitais, tornou-se comum utilizar diferentes aplicações para realizar atividades como organização de </w:t>
+      </w:r>
+      <w:r>
+        <w:rPr>
+          <w:rFonts w:ascii="Poppins" w:hAnsi="Poppins" w:cs="Poppins"/>
+          <w:color w:val="0D0D0D" w:themeColor="text1" w:themeTint="F2"/>
+        </w:rPr>
+        <w:t>tarefas</w:t>
+      </w:r>
+      <w:r>
+        <w:rPr>
+          <w:rFonts w:ascii="Poppins" w:hAnsi="Poppins" w:cs="Poppins"/>
+          <w:color w:val="0D0D0D" w:themeColor="text1" w:themeTint="F2"/>
+        </w:rPr>
+        <w:t>,</w:t>
+      </w:r>
+      <w:r>
+        <w:rPr>
+          <w:rFonts w:ascii="Poppins" w:hAnsi="Poppins" w:cs="Poppins"/>
+          <w:color w:val="0D0D0D" w:themeColor="text1" w:themeTint="F2"/>
+        </w:rPr>
+        <w:t xml:space="preserve"> compartilhamento de informações e desenvolvimento profissional. </w:t>
+      </w:r>
+      <w:r>
+        <w:rPr>
+          <w:rFonts w:ascii="Poppins" w:hAnsi="Poppins" w:cs="Poppins"/>
+          <w:color w:val="0D0D0D" w:themeColor="text1" w:themeTint="F2"/>
+        </w:rPr>
+        <w:t>Portanto</w:t>
+      </w:r>
+      <w:r>
+        <w:rPr>
+          <w:rFonts w:ascii="Poppins" w:hAnsi="Poppins" w:cs="Poppins"/>
+          <w:color w:val="0D0D0D" w:themeColor="text1" w:themeTint="F2"/>
+        </w:rPr>
+        <w:t xml:space="preserve">, essa fragmentação pode </w:t>
+      </w:r>
+      <w:r>
+        <w:rPr>
+          <w:rFonts w:ascii="Poppins" w:hAnsi="Poppins" w:cs="Poppins"/>
+          <w:color w:val="0D0D0D" w:themeColor="text1" w:themeTint="F2"/>
+        </w:rPr>
+        <w:t>acarretar dificuldades n</w:t>
+      </w:r>
+      <w:r>
+        <w:rPr>
+          <w:rFonts w:ascii="Poppins" w:hAnsi="Poppins" w:cs="Poppins"/>
+          <w:color w:val="0D0D0D" w:themeColor="text1" w:themeTint="F2"/>
+        </w:rPr>
+        <w:t xml:space="preserve">a gestão das informações e </w:t>
+      </w:r>
+      <w:r>
+        <w:rPr>
+          <w:rFonts w:ascii="Poppins" w:hAnsi="Poppins" w:cs="Poppins"/>
+          <w:color w:val="0D0D0D" w:themeColor="text1" w:themeTint="F2"/>
+        </w:rPr>
+        <w:t>diminuir</w:t>
+      </w:r>
+      <w:r>
+        <w:rPr>
+          <w:rFonts w:ascii="Poppins" w:hAnsi="Poppins" w:cs="Poppins"/>
+          <w:color w:val="0D0D0D" w:themeColor="text1" w:themeTint="F2"/>
+        </w:rPr>
+        <w:t xml:space="preserve"> a produtividade dos usuários.</w:t>
+      </w:r>
+    </w:p>
+    <w:p>
+      <w:pPr>
+        <w:spacing w:line="360" w:lineRule="auto"/>
+        <w:ind w:firstLine="708"/>
+        <w:jc w:val="both"/>
+        <w:rPr>
+          <w:rFonts w:ascii="Poppins" w:hAnsi="Poppins" w:cs="Poppins"/>
+          <w:color w:val="0D0D0D" w:themeColor="text1" w:themeTint="F2"/>
+        </w:rPr>
+      </w:pPr>
+    </w:p>
+    <w:p>
+      <w:pPr>
+        <w:spacing w:line="360" w:lineRule="auto"/>
+        <w:ind w:firstLine="708"/>
+        <w:jc w:val="both"/>
+        <w:rPr>
+          <w:rFonts w:ascii="Poppins" w:hAnsi="Poppins" w:cs="Poppins"/>
+          <w:color w:val="0D0D0D" w:themeColor="text1" w:themeTint="F2"/>
+        </w:rPr>
+      </w:pPr>
+      <w:r>
+        <w:rPr>
+          <w:rFonts w:ascii="Poppins" w:hAnsi="Poppins" w:cs="Poppins"/>
+          <w:color w:val="0D0D0D" w:themeColor="text1" w:themeTint="F2"/>
+        </w:rPr>
+        <w:t>Além disso, encontrar pessoas com habilidades complementares para colaborar em projetos, trocar conhecimentos ou ampliar a rede de contatos ainda representa um desafio em muitos ambientes acadêmicos e profissionais. A ausência de soluções que integrem organização, colaboração e personalização em uma única plataforma evidencia a necessidade de ferramentas mais completas e inteligentes.</w:t>
+      </w:r>
+    </w:p>
+    <w:p>
+      <w:pPr>
+        <w:spacing w:line="360" w:lineRule="auto"/>
+        <w:ind w:firstLine="708"/>
+        <w:jc w:val="both"/>
+        <w:rPr>
+          <w:rFonts w:ascii="Poppins" w:hAnsi="Poppins" w:cs="Poppins"/>
+          <w:color w:val="0D0D0D" w:themeColor="text1" w:themeTint="F2"/>
+        </w:rPr>
+      </w:pPr>
+    </w:p>
+    <w:p>
+      <w:pPr>
+        <w:spacing w:line="360" w:lineRule="auto"/>
+        <w:ind w:firstLine="708"/>
+        <w:jc w:val="both"/>
+        <w:rPr>
+          <w:rFonts w:ascii="Poppins" w:hAnsi="Poppins" w:cs="Poppins"/>
+          <w:color w:val="0D0D0D" w:themeColor="text1" w:themeTint="F2"/>
+        </w:rPr>
+      </w:pPr>
+      <w:r>
+        <w:rPr>
+          <w:rFonts w:ascii="Poppins" w:hAnsi="Poppins" w:cs="Poppins"/>
+          <w:color w:val="0D0D0D" w:themeColor="text1" w:themeTint="F2"/>
+        </w:rPr>
+        <w:t>Nesse contexto, o LUMMA surge como uma proposta inovadora ao reunir, em um único ambiente, recursos de inteligência artificial,</w:t>
+      </w:r>
+      <w:r>
+        <w:rPr>
+          <w:rFonts w:ascii="Poppins" w:hAnsi="Poppins" w:cs="Poppins"/>
+          <w:color w:val="0D0D0D" w:themeColor="text1" w:themeTint="F2"/>
+        </w:rPr>
+        <w:t xml:space="preserve"> </w:t>
+      </w:r>
+      <w:r>
+        <w:rPr>
+          <w:rFonts w:ascii="Poppins" w:hAnsi="Poppins" w:cs="Poppins"/>
+          <w:color w:val="0D0D0D" w:themeColor="text1" w:themeTint="F2"/>
+        </w:rPr>
+        <w:t>gerenciamento de informações e conexões inteligentes entre usuários. A plataforma busca proporcionar uma experiência mais integrada, intuitiva e personalizada, permitindo que seus usuários organizem suas atividades, encontrem oportunidades de colaboração e utilizem a tecnologia como apoio para aumentar sua produtividade e fortalecer seu desenvolvimento pessoal e profissional.</w:t>
+      </w:r>
+    </w:p>
+    <w:p>
+      <w:pPr>
+        <w:spacing w:line="360" w:lineRule="auto"/>
+        <w:ind w:firstLine="708"/>
+        <w:jc w:val="both"/>
+        <w:rPr>
+          <w:rFonts w:ascii="Poppins" w:hAnsi="Poppins" w:cs="Poppins"/>
+          <w:color w:val="0D0D0D" w:themeColor="text1" w:themeTint="F2"/>
+        </w:rPr>
+      </w:pPr>
+    </w:p>
+    <w:p>
+      <w:pPr>
+        <w:spacing w:line="360" w:lineRule="auto"/>
+        <w:ind w:firstLine="708"/>
+        <w:jc w:val="center"/>
+        <w:rPr>
+          <w:rFonts w:ascii="Poppins" w:hAnsi="Poppins" w:cs="Poppins"/>
+          <w:b/>
+          <w:bCs/>
+          <w:color w:val="0D0D0D" w:themeColor="text1" w:themeTint="F2"/>
+          <w:sz w:val="32"/>
+          <w:szCs w:val="32"/>
+        </w:rPr>
+      </w:pPr>
+      <w:r>
+        <w:rPr>
+          <w:rFonts w:ascii="Poppins" w:hAnsi="Poppins" w:cs="Poppins"/>
+          <w:b/>
+          <w:bCs/>
+          <w:color w:val="0D0D0D" w:themeColor="text1" w:themeTint="F2"/>
+          <w:sz w:val="32"/>
+          <w:szCs w:val="32"/>
+        </w:rPr>
+        <w:t>PROBLEMA IDENTIFICADO</w:t>
+      </w:r>
+    </w:p>
+    <w:p>
+      <w:pPr>
+        <w:spacing w:line="360" w:lineRule="auto"/>
+        <w:ind w:firstLine="708"/>
+        <w:jc w:val="both"/>
+        <w:rPr>
+          <w:rFonts w:ascii="Poppins" w:hAnsi="Poppins" w:cs="Poppins"/>
+          <w:color w:val="0D0D0D" w:themeColor="text1" w:themeTint="F2"/>
+        </w:rPr>
+      </w:pPr>
+    </w:p>
+    <w:p>
+      <w:pPr>
+        <w:spacing w:line="360" w:lineRule="auto"/>
+        <w:ind w:firstLine="708"/>
+        <w:jc w:val="both"/>
+        <w:rPr>
+          <w:rFonts w:ascii="Poppins" w:hAnsi="Poppins" w:cs="Poppins"/>
+          <w:color w:val="0D0D0D" w:themeColor="text1" w:themeTint="F2"/>
+        </w:rPr>
+      </w:pPr>
     </w:p>
     <w:sectPr>
       <w:headerReference w:type="default" r:id="rId7"/>
@@ -7161,7 +7771,7 @@
   <w:style w:type="paragraph" w:default="1" w:styleId="Normal">
     <w:name w:val="Normal"/>
     <w:qFormat/>
-    <w:rsid w:val="00C11C04"/>
+    <w:rsid w:val="00DF2CFF"/>
   </w:style>
   <w:style w:type="paragraph" w:styleId="Ttulo1">
     <w:name w:val="heading 1"/>
